--- a/media/debug_exports/test_batch_export_latest.docx
+++ b/media/debug_exports/test_batch_export_latest.docx
@@ -18,9 +18,9 @@
         </w:tblBorders>
       </w:tblPr>
       <w:tblGrid>
-        <w:gridCol w:w="3230"/>
-        <w:gridCol w:w="3230"/>
-        <w:gridCol w:w="3230"/>
+        <w:gridCol w:w="3118"/>
+        <w:gridCol w:w="3118"/>
+        <w:gridCol w:w="3118"/>
       </w:tblGrid>
       <w:tr>
         <w:tc>
@@ -42,7 +42,7 @@
         </w:tc>
         <w:tc>
           <w:tcPr>
-            <w:tcW w:type="dxa" w:w="3230"/>
+            <w:tcW w:type="dxa" w:w="6861"/>
             <w:tcBorders>
               <w:top w:val="single" w:sz="8" w:space="0" w:color="444444"/>
               <w:left w:val="single" w:sz="8" w:space="0" w:color="444444"/>
@@ -123,7 +123,7 @@
         </w:tc>
         <w:tc>
           <w:tcPr>
-            <w:tcW w:type="dxa" w:w="3230"/>
+            <w:tcW w:type="dxa" w:w="6861"/>
             <w:tcBorders>
               <w:top w:val="single" w:sz="8" w:space="0" w:color="444444"/>
               <w:left w:val="single" w:sz="8" w:space="0" w:color="444444"/>
@@ -242,10 +242,10 @@
         </w:tblBorders>
       </w:tblPr>
       <w:tblGrid>
-        <w:gridCol w:w="2422"/>
-        <w:gridCol w:w="2422"/>
-        <w:gridCol w:w="2422"/>
-        <w:gridCol w:w="2422"/>
+        <w:gridCol w:w="2339"/>
+        <w:gridCol w:w="2339"/>
+        <w:gridCol w:w="2339"/>
+        <w:gridCol w:w="2339"/>
       </w:tblGrid>
       <w:tr>
         <w:tc>
@@ -272,7 +272,7 @@
         </w:tc>
         <w:tc>
           <w:tcPr>
-            <w:tcW w:type="dxa" w:w="2422"/>
+            <w:tcW w:type="dxa" w:w="3317"/>
             <w:tcBorders>
               <w:top w:val="single" w:sz="8" w:space="0" w:color="444444"/>
               <w:left w:val="single" w:sz="8" w:space="0" w:color="444444"/>
@@ -315,7 +315,7 @@
         </w:tc>
         <w:tc>
           <w:tcPr>
-            <w:tcW w:type="dxa" w:w="2422"/>
+            <w:tcW w:type="dxa" w:w="3317"/>
             <w:tcBorders>
               <w:top w:val="single" w:sz="8" w:space="0" w:color="444444"/>
               <w:left w:val="single" w:sz="8" w:space="0" w:color="444444"/>
@@ -360,7 +360,7 @@
         </w:tc>
         <w:tc>
           <w:tcPr>
-            <w:tcW w:type="dxa" w:w="2422"/>
+            <w:tcW w:type="dxa" w:w="3317"/>
             <w:tcBorders>
               <w:top w:val="single" w:sz="8" w:space="0" w:color="444444"/>
               <w:left w:val="single" w:sz="8" w:space="0" w:color="444444"/>
@@ -381,7 +381,7 @@
         </w:tc>
         <w:tc>
           <w:tcPr>
-            <w:tcW w:type="dxa" w:w="3783"/>
+            <w:tcW w:type="dxa" w:w="4678"/>
             <w:gridSpan w:val="2"/>
             <w:tcBorders>
               <w:top w:val="single" w:sz="8" w:space="0" w:color="444444"/>
@@ -466,7 +466,7 @@
       </w:r>
     </w:p>
     <w:sectPr>
-      <w:pgSz w:w="12240" w:h="15840"/>
+      <w:pgSz w:w="11906" w:h="16838"/>
       <w:pgMar w:top="1134" w:right="1134" w:bottom="1134" w:left="1417" w:header="720" w:footer="720" w:gutter="0"/>
       <w:cols w:space="720"/>
       <w:docGrid w:linePitch="360"/>
